--- a/data/revised_2026-10_full/tracked/v2/Maths/SS1.1_Real_Numbers/Mathematics_Real_Numbers_FinalExplanation_TeacherKey_TRACKED.docx
+++ b/data/revised_2026-10_full/tracked/v2/Maths/SS1.1_Real_Numbers/Mathematics_Real_Numbers_FinalExplanation_TeacherKey_TRACKED.docx
@@ -232,7 +232,7 @@
               </w:rPr>
               <w:t xml:space="preserve">You have finished the unit on real numbers. Now answer the Driving Question: How do we use real numbers in everyday life, and why are reciprocals important? Use Achieng's trip to the duka near Kibuye Market in Kisumu as your main example. Write your answer in the space under each prompt. Use evidence and numbers from your lessons, your Driving Question Board (DQB) and your unit model. Show your working where you calculate. </w:t>
             </w:r>
-            <w:ins w:id="9001" w:author="Claude (AI) - proposed" w:date="2026-10-15T12:57:30Z">
+            <w:ins w:id="9001" w:author="Claude (AI) - proposed" w:date="2026-10-18T00:30:41Z">
               <w:r>
                 <w:rPr>
                   <w:rFonts w:ascii="Arial" w:cs="Arial" w:eastAsia="Arial" w:hAnsi="Arial"/>
@@ -260,7 +260,7 @@
               </w:rPr>
               <w:t xml:space="preserve">Write clearly and explain your reasoning in full sentences.</w:t>
             </w:r>
-            <w:ins w:id="9002" w:author="Claude (AI) - proposed" w:date="2026-10-15T12:57:30Z">
+            <w:ins w:id="9002" w:author="Claude (AI) - proposed" w:date="2026-10-18T00:30:41Z">
               <w:r>
                 <w:rPr>
                   <w:rFonts w:ascii="Arial" w:cs="Arial" w:eastAsia="Arial" w:hAnsi="Arial"/>
@@ -665,7 +665,7 @@
               </w:rPr>
               <w:t xml:space="preserve">(a) 1/4 = 0.25, which ends (terminating). 1/7 = 0.142857142857..., which never ends but repeats the block 142857 (recurring). Both are rational. (b) A rational number can be written as a/b with a and b integers and b ≠ 0; its decimal terminates or recurs. 3 = 3/1 and 22.50 = 45/2, so both are rational. (c) The side of a square plot of area 2 m² is √2 m. 1.4142 squared is just under 2 and 1.415 squared is over 2, so the side lies between 1.4142 and 1.415. No ending decimal squares to exactly 2, and the digits of √2 = 1.41421356... </w:t>
             </w:r>
-            <w:ins w:id="9003" w:author="Claude (AI) - proposed" w:date="2026-10-15T12:57:30Z">
+            <w:ins w:id="9003" w:author="Claude (AI) - proposed" w:date="2026-10-18T00:30:41Z">
               <w:r>
                 <w:rPr>
                   <w:rFonts w:ascii="Arial" w:cs="Arial" w:eastAsia="Arial" w:hAnsi="Arial"/>
@@ -693,7 +693,7 @@
               </w:rPr>
               <w:t xml:space="preserve">do not repeat in a block</w:t>
             </w:r>
-            <w:del w:id="9004" w:author="Claude (AI) - proposed" w:date="2026-10-15T12:57:30Z">
+            <w:del w:id="9004" w:author="Claude (AI) - proposed" w:date="2026-10-18T00:30:41Z">
               <w:r>
                 <w:rPr>
                   <w:rFonts w:ascii="Arial" w:cs="Arial" w:eastAsia="Arial" w:hAnsi="Arial"/>
@@ -708,7 +708,7 @@
                 <w:delText xml:space="preserve">, so</w:delText>
               </w:r>
             </w:del>
-            <w:ins w:id="9005" w:author="Claude (AI) - proposed" w:date="2026-10-15T12:57:30Z">
+            <w:ins w:id="9005" w:author="Claude (AI) - proposed" w:date="2026-10-18T00:30:41Z">
               <w:r>
                 <w:rPr>
                   <w:rFonts w:ascii="Arial" w:cs="Arial" w:eastAsia="Arial" w:hAnsi="Arial"/>
@@ -736,7 +736,7 @@
               </w:rPr>
               <w:t xml:space="preserve"> it cannot be written as a/b</w:t>
             </w:r>
-            <w:del w:id="9006" w:author="Claude (AI) - proposed" w:date="2026-10-15T12:57:30Z">
+            <w:del w:id="9006" w:author="Claude (AI) - proposed" w:date="2026-10-18T00:30:41Z">
               <w:r>
                 <w:rPr>
                   <w:rFonts w:ascii="Arial" w:cs="Arial" w:eastAsia="Arial" w:hAnsi="Arial"/>
@@ -751,7 +751,7 @@
                 <w:delText xml:space="preserve">. It</w:delText>
               </w:r>
             </w:del>
-            <w:ins w:id="9007" w:author="Claude (AI) - proposed" w:date="2026-10-15T12:57:30Z">
+            <w:ins w:id="9007" w:author="Claude (AI) - proposed" w:date="2026-10-18T00:30:41Z">
               <w:r>
                 <w:rPr>
                   <w:rFonts w:ascii="Arial" w:cs="Arial" w:eastAsia="Arial" w:hAnsi="Arial"/>
@@ -779,7 +779,7 @@
               </w:rPr>
               <w:t xml:space="preserve"> goes on forever </w:t>
             </w:r>
-            <w:del w:id="9008" w:author="Claude (AI) - proposed" w:date="2026-10-15T12:57:30Z">
+            <w:del w:id="9008" w:author="Claude (AI) - proposed" w:date="2026-10-18T00:30:41Z">
               <w:r>
                 <w:rPr>
                   <w:rFonts w:ascii="Arial" w:cs="Arial" w:eastAsia="Arial" w:hAnsi="Arial"/>
@@ -794,7 +794,7 @@
                 <w:delText xml:space="preserve">because it is irrational</w:delText>
               </w:r>
             </w:del>
-            <w:ins w:id="9009" w:author="Claude (AI) - proposed" w:date="2026-10-15T12:57:30Z">
+            <w:ins w:id="9009" w:author="Claude (AI) - proposed" w:date="2026-10-18T00:30:41Z">
               <w:r>
                 <w:rPr>
                   <w:rFonts w:ascii="Arial" w:cs="Arial" w:eastAsia="Arial" w:hAnsi="Arial"/>
@@ -1335,7 +1335,7 @@
               <w:spacing w:after="40" w:before="0"/>
               <w:jc w:val="left"/>
             </w:pPr>
-            <w:ins w:id="9010" w:author="Claude (AI) - proposed" w:date="2026-10-15T12:57:30Z">
+            <w:ins w:id="9010" w:author="Claude (AI) - proposed" w:date="2026-10-18T00:30:41Z">
               <w:r>
                 <w:rPr>
                   <w:rFonts w:ascii="Arial" w:cs="Arial" w:eastAsia="Arial" w:hAnsi="Arial"/>
@@ -1383,7 +1383,7 @@
               <w:spacing w:after="40" w:before="0"/>
               <w:jc w:val="left"/>
             </w:pPr>
-            <w:ins w:id="9011" w:author="Claude (AI) - proposed" w:date="2026-10-15T12:57:30Z">
+            <w:ins w:id="9011" w:author="Claude (AI) - proposed" w:date="2026-10-18T00:30:41Z">
               <w:r>
                 <w:rPr>
                   <w:rFonts w:ascii="Arial" w:cs="Arial" w:eastAsia="Arial" w:hAnsi="Arial"/>
@@ -1431,7 +1431,7 @@
               <w:spacing w:after="40" w:before="0"/>
               <w:jc w:val="left"/>
             </w:pPr>
-            <w:ins w:id="9012" w:author="Claude (AI) - proposed" w:date="2026-10-15T12:57:30Z">
+            <w:ins w:id="9012" w:author="Claude (AI) - proposed" w:date="2026-10-18T00:30:41Z">
               <w:r>
                 <w:rPr>
                   <w:rFonts w:ascii="Arial" w:cs="Arial" w:eastAsia="Arial" w:hAnsi="Arial"/>
@@ -1514,7 +1514,7 @@
               <w:spacing w:after="40" w:before="0"/>
               <w:jc w:val="left"/>
             </w:pPr>
-            <w:ins w:id="9013" w:author="Claude (AI) - proposed" w:date="2026-10-15T12:57:30Z">
+            <w:ins w:id="9013" w:author="Claude (AI) - proposed" w:date="2026-10-18T00:30:41Z">
               <w:r>
                 <w:rPr>
                   <w:rFonts w:ascii="Arial" w:cs="Arial" w:eastAsia="Arial" w:hAnsi="Arial"/>
@@ -1562,7 +1562,7 @@
               <w:spacing w:after="40" w:before="0"/>
               <w:jc w:val="left"/>
             </w:pPr>
-            <w:ins w:id="9014" w:author="Claude (AI) - proposed" w:date="2026-10-15T12:57:30Z">
+            <w:ins w:id="9014" w:author="Claude (AI) - proposed" w:date="2026-10-18T00:30:41Z">
               <w:r>
                 <w:rPr>
                   <w:rFonts w:ascii="Arial" w:cs="Arial" w:eastAsia="Arial" w:hAnsi="Arial"/>
@@ -1610,7 +1610,7 @@
               <w:spacing w:after="40" w:before="0"/>
               <w:jc w:val="left"/>
             </w:pPr>
-            <w:ins w:id="9015" w:author="Claude (AI) - proposed" w:date="2026-10-15T12:57:30Z">
+            <w:ins w:id="9015" w:author="Claude (AI) - proposed" w:date="2026-10-18T00:30:41Z">
               <w:r>
                 <w:rPr>
                   <w:rFonts w:ascii="Arial" w:cs="Arial" w:eastAsia="Arial" w:hAnsi="Arial"/>
@@ -1693,7 +1693,7 @@
               <w:spacing w:after="40" w:before="0"/>
               <w:jc w:val="left"/>
             </w:pPr>
-            <w:ins w:id="9016" w:author="Claude (AI) - proposed" w:date="2026-10-15T12:57:30Z">
+            <w:ins w:id="9016" w:author="Claude (AI) - proposed" w:date="2026-10-18T00:30:41Z">
               <w:r>
                 <w:rPr>
                   <w:rFonts w:ascii="Arial" w:cs="Arial" w:eastAsia="Arial" w:hAnsi="Arial"/>
@@ -1741,7 +1741,7 @@
               <w:spacing w:after="40" w:before="0"/>
               <w:jc w:val="left"/>
             </w:pPr>
-            <w:ins w:id="9017" w:author="Claude (AI) - proposed" w:date="2026-10-15T12:57:30Z">
+            <w:ins w:id="9017" w:author="Claude (AI) - proposed" w:date="2026-10-18T00:30:41Z">
               <w:r>
                 <w:rPr>
                   <w:rFonts w:ascii="Arial" w:cs="Arial" w:eastAsia="Arial" w:hAnsi="Arial"/>
@@ -1789,7 +1789,7 @@
               <w:spacing w:after="40" w:before="0"/>
               <w:jc w:val="left"/>
             </w:pPr>
-            <w:ins w:id="9018" w:author="Claude (AI) - proposed" w:date="2026-10-15T12:57:30Z">
+            <w:ins w:id="9018" w:author="Claude (AI) - proposed" w:date="2026-10-18T00:30:41Z">
               <w:r>
                 <w:rPr>
                   <w:rFonts w:ascii="Arial" w:cs="Arial" w:eastAsia="Arial" w:hAnsi="Arial"/>
@@ -1872,7 +1872,7 @@
               <w:spacing w:after="40" w:before="0"/>
               <w:jc w:val="left"/>
             </w:pPr>
-            <w:ins w:id="9019" w:author="Claude (AI) - proposed" w:date="2026-10-15T12:57:30Z">
+            <w:ins w:id="9019" w:author="Claude (AI) - proposed" w:date="2026-10-18T00:30:41Z">
               <w:r>
                 <w:rPr>
                   <w:rFonts w:ascii="Arial" w:cs="Arial" w:eastAsia="Arial" w:hAnsi="Arial"/>
@@ -1920,7 +1920,7 @@
               <w:spacing w:after="40" w:before="0"/>
               <w:jc w:val="left"/>
             </w:pPr>
-            <w:ins w:id="9020" w:author="Claude (AI) - proposed" w:date="2026-10-15T12:57:30Z">
+            <w:ins w:id="9020" w:author="Claude (AI) - proposed" w:date="2026-10-18T00:30:41Z">
               <w:r>
                 <w:rPr>
                   <w:rFonts w:ascii="Arial" w:cs="Arial" w:eastAsia="Arial" w:hAnsi="Arial"/>
@@ -1968,7 +1968,7 @@
               <w:spacing w:after="40" w:before="0"/>
               <w:jc w:val="left"/>
             </w:pPr>
-            <w:ins w:id="9021" w:author="Claude (AI) - proposed" w:date="2026-10-15T12:57:30Z">
+            <w:ins w:id="9021" w:author="Claude (AI) - proposed" w:date="2026-10-18T00:30:41Z">
               <w:r>
                 <w:rPr>
                   <w:rFonts w:ascii="Arial" w:cs="Arial" w:eastAsia="Arial" w:hAnsi="Arial"/>
@@ -2051,7 +2051,7 @@
               <w:spacing w:after="40" w:before="0"/>
               <w:jc w:val="left"/>
             </w:pPr>
-            <w:ins w:id="9022" w:author="Claude (AI) - proposed" w:date="2026-10-15T12:57:30Z">
+            <w:ins w:id="9022" w:author="Claude (AI) - proposed" w:date="2026-10-18T00:30:41Z">
               <w:r>
                 <w:rPr>
                   <w:rFonts w:ascii="Arial" w:cs="Arial" w:eastAsia="Arial" w:hAnsi="Arial"/>
@@ -2099,7 +2099,7 @@
               <w:spacing w:after="40" w:before="0"/>
               <w:jc w:val="left"/>
             </w:pPr>
-            <w:ins w:id="9023" w:author="Claude (AI) - proposed" w:date="2026-10-15T12:57:30Z">
+            <w:ins w:id="9023" w:author="Claude (AI) - proposed" w:date="2026-10-18T00:30:41Z">
               <w:r>
                 <w:rPr>
                   <w:rFonts w:ascii="Arial" w:cs="Arial" w:eastAsia="Arial" w:hAnsi="Arial"/>
@@ -2147,7 +2147,7 @@
               <w:spacing w:after="40" w:before="0"/>
               <w:jc w:val="left"/>
             </w:pPr>
-            <w:ins w:id="9024" w:author="Claude (AI) - proposed" w:date="2026-10-15T12:57:30Z">
+            <w:ins w:id="9024" w:author="Claude (AI) - proposed" w:date="2026-10-18T00:30:41Z">
               <w:r>
                 <w:rPr>
                   <w:rFonts w:ascii="Arial" w:cs="Arial" w:eastAsia="Arial" w:hAnsi="Arial"/>
@@ -2297,7 +2297,7 @@
         </w:rPr>
         <w:t xml:space="preserve">© 2026 SeaVuria and ARES. This work is licensed under a </w:t>
       </w:r>
-      <w:hyperlink w:history="1" r:id="rIdqjh3ijub43ceahvtn451k">
+      <w:hyperlink w:history="1" r:id="rIdgjlqx8gtsu2bnz4dr1fe0">
         <w:r>
           <w:rPr>
             <w:rFonts w:ascii="Arial" w:cs="Arial" w:eastAsia="Arial" w:hAnsi="Arial"/>
@@ -2317,7 +2317,7 @@
         </w:rPr>
         <w:t xml:space="preserve"> (</w:t>
       </w:r>
-      <w:hyperlink w:history="1" r:id="rIdleioi-lpswekvcvck1g3u">
+      <w:hyperlink w:history="1" r:id="rIdqpkxujegn8-s8g-oowr-t">
         <w:r>
           <w:rPr>
             <w:rFonts w:ascii="Arial" w:cs="Arial" w:eastAsia="Arial" w:hAnsi="Arial"/>
@@ -2337,7 +2337,7 @@
         </w:rPr>
         <w:t xml:space="preserve">). To view a copy of this license, visit </w:t>
       </w:r>
-      <w:hyperlink w:history="1" r:id="rIdwbb6xt6dwkin9f1psn8kh">
+      <w:hyperlink w:history="1" r:id="rIdb9w_f_ew6dukmnhnnt80f">
         <w:r>
           <w:rPr>
             <w:rFonts w:ascii="Arial" w:cs="Arial" w:eastAsia="Arial" w:hAnsi="Arial"/>
